--- a/docs/외부 강의 준비/비코딩(Vibe Coding) 강의 자료.docx
+++ b/docs/외부 강의 준비/비코딩(Vibe Coding) 강의 자료.docx
@@ -15,9 +15,16 @@
           <w:b/>
           <w:bCs/>
         </w:rPr>
-        <w:t>비코딩</w:t>
+        <w:t>바이브</w:t>
       </w:r>
       <w:proofErr w:type="spellEnd"/>
+      <w:r>
+        <w:rPr>
+          <w:b/>
+          <w:bCs/>
+        </w:rPr>
+        <w:t xml:space="preserve"> 코딩</w:t>
+      </w:r>
       <w:r>
         <w:rPr>
           <w:b/>
@@ -342,9 +349,16 @@
           <w:b/>
           <w:bCs/>
         </w:rPr>
-        <w:t>비코딩</w:t>
+        <w:t>바이브</w:t>
       </w:r>
       <w:proofErr w:type="spellEnd"/>
+      <w:r>
+        <w:rPr>
+          <w:b/>
+          <w:bCs/>
+        </w:rPr>
+        <w:t xml:space="preserve"> 코딩</w:t>
+      </w:r>
       <w:r>
         <w:rPr>
           <w:b/>
@@ -698,7 +712,7 @@
           <w:b/>
           <w:bCs/>
         </w:rPr>
-        <w:t>비코딩이란</w:t>
+        <w:t>바이브</w:t>
       </w:r>
       <w:proofErr w:type="spellEnd"/>
       <w:r>
@@ -706,7 +720,14 @@
           <w:b/>
           <w:bCs/>
         </w:rPr>
-        <w:t>?</w:t>
+        <w:t xml:space="preserve"> 코딩</w:t>
+      </w:r>
+      <w:r>
+        <w:rPr>
+          <w:b/>
+          <w:bCs/>
+        </w:rPr>
+        <w:t>이란?</w:t>
       </w:r>
     </w:p>
     <w:p>
@@ -722,7 +743,7 @@
           <w:b/>
           <w:bCs/>
         </w:rPr>
-        <w:t>비코딩</w:t>
+        <w:t>바이브</w:t>
       </w:r>
       <w:proofErr w:type="spellEnd"/>
       <w:r>
@@ -730,6 +751,13 @@
           <w:b/>
           <w:bCs/>
         </w:rPr>
+        <w:t xml:space="preserve"> 코딩</w:t>
+      </w:r>
+      <w:r>
+        <w:rPr>
+          <w:b/>
+          <w:bCs/>
+        </w:rPr>
         <w:t>(Vibe Coding)의 정의</w:t>
       </w:r>
     </w:p>
@@ -746,9 +774,16 @@
           <w:b/>
           <w:bCs/>
         </w:rPr>
-        <w:t>비코딩</w:t>
+        <w:t>바이브</w:t>
       </w:r>
       <w:proofErr w:type="spellEnd"/>
+      <w:r>
+        <w:rPr>
+          <w:b/>
+          <w:bCs/>
+        </w:rPr>
+        <w:t xml:space="preserve"> 코딩</w:t>
+      </w:r>
       <w:r>
         <w:rPr>
           <w:b/>
@@ -827,10 +862,13 @@
       </w:r>
       <w:proofErr w:type="spellStart"/>
       <w:r>
-        <w:t>비코딩</w:t>
+        <w:t>바이브</w:t>
       </w:r>
       <w:proofErr w:type="spellEnd"/>
       <w:r>
+        <w:t xml:space="preserve"> 코딩</w:t>
+      </w:r>
+      <w:r>
         <w:t>"이라는 말을 들으면 어떤 느낌이 드시나요?</w:t>
       </w:r>
     </w:p>
@@ -849,8 +887,16 @@
       </w:r>
     </w:p>
     <w:p>
-      <w:r>
-        <w:t>비코딩의 "비(非)"는 "아니다"라는 뜻입니다. 즉, </w:t>
+      <w:proofErr w:type="spellStart"/>
+      <w:r>
+        <w:t>바이브</w:t>
+      </w:r>
+      <w:proofErr w:type="spellEnd"/>
+      <w:r>
+        <w:t xml:space="preserve"> 코딩</w:t>
+      </w:r>
+      <w:r>
+        <w:t>의 "비(非)"는 "아니다"라는 뜻입니다. 즉, </w:t>
       </w:r>
       <w:r>
         <w:rPr>
@@ -938,9 +984,12 @@
     <w:p>
       <w:proofErr w:type="spellStart"/>
       <w:r>
-        <w:t>비코딩</w:t>
+        <w:t>바이브</w:t>
       </w:r>
       <w:proofErr w:type="spellEnd"/>
+      <w:r>
+        <w:t xml:space="preserve"> 코딩</w:t>
+      </w:r>
       <w:r>
         <w:t>:</w:t>
       </w:r>
@@ -990,9 +1039,16 @@
           <w:b/>
           <w:bCs/>
         </w:rPr>
-        <w:t>비코딩</w:t>
+        <w:t>바이브</w:t>
       </w:r>
       <w:proofErr w:type="spellEnd"/>
+      <w:r>
+        <w:rPr>
+          <w:b/>
+          <w:bCs/>
+        </w:rPr>
+        <w:t xml:space="preserve"> 코딩</w:t>
+      </w:r>
     </w:p>
     <w:p>
       <w:pPr>
@@ -1131,9 +1187,16 @@
                 <w:b/>
                 <w:bCs/>
               </w:rPr>
-              <w:t>비코딩</w:t>
+              <w:t>바이브</w:t>
             </w:r>
             <w:proofErr w:type="spellEnd"/>
+            <w:r>
+              <w:rPr>
+                <w:b/>
+                <w:bCs/>
+              </w:rPr>
+              <w:t xml:space="preserve"> 코딩</w:t>
+            </w:r>
             <w:r>
               <w:rPr>
                 <w:b/>
@@ -1673,10 +1736,21 @@
     </w:p>
     <w:p>
       <w:r>
-        <w:t xml:space="preserve">자, 그럼 전통적인 개발과 비코딩이 뭐가 </w:t>
+        <w:t xml:space="preserve">자, 그럼 전통적인 개발과 </w:t>
       </w:r>
       <w:proofErr w:type="spellStart"/>
       <w:r>
+        <w:t>바이브</w:t>
+      </w:r>
+      <w:proofErr w:type="spellEnd"/>
+      <w:r>
+        <w:t xml:space="preserve"> 코딩</w:t>
+      </w:r>
+      <w:r>
+        <w:t xml:space="preserve">이 뭐가 </w:t>
+      </w:r>
+      <w:proofErr w:type="spellStart"/>
+      <w:r>
         <w:t>다른지</w:t>
       </w:r>
       <w:proofErr w:type="spellEnd"/>
@@ -1748,8 +1822,16 @@
       </w:r>
     </w:p>
     <w:p>
-      <w:r>
-        <w:t>비코딩은?</w:t>
+      <w:proofErr w:type="spellStart"/>
+      <w:r>
+        <w:t>바이브</w:t>
+      </w:r>
+      <w:proofErr w:type="spellEnd"/>
+      <w:r>
+        <w:t xml:space="preserve"> 코딩</w:t>
+      </w:r>
+      <w:r>
+        <w:t>은?</w:t>
       </w:r>
     </w:p>
     <w:p>
@@ -1835,9 +1917,12 @@
     <w:p>
       <w:proofErr w:type="spellStart"/>
       <w:r>
-        <w:t>비코딩</w:t>
+        <w:t>바이브</w:t>
       </w:r>
       <w:proofErr w:type="spellEnd"/>
+      <w:r>
+        <w:t xml:space="preserve"> 코딩</w:t>
+      </w:r>
       <w:r>
         <w:t>:</w:t>
       </w:r>
@@ -1937,9 +2022,12 @@
     <w:p>
       <w:proofErr w:type="spellStart"/>
       <w:r>
-        <w:t>비코딩</w:t>
+        <w:t>바이브</w:t>
       </w:r>
       <w:proofErr w:type="spellEnd"/>
+      <w:r>
+        <w:t xml:space="preserve"> 코딩</w:t>
+      </w:r>
       <w:r>
         <w:t xml:space="preserve"> 개발자(저)는 이렇게 일합니다:</w:t>
       </w:r>
@@ -2590,7 +2678,18 @@
     </w:p>
     <w:p>
       <w:r>
-        <w:t xml:space="preserve">이게 비코딩입니다. 한 번에 완벽하게 만드는 게 아니라, 조금씩, 매일, </w:t>
+        <w:t xml:space="preserve">이게 </w:t>
+      </w:r>
+      <w:proofErr w:type="spellStart"/>
+      <w:r>
+        <w:t>바이브</w:t>
+      </w:r>
+      <w:proofErr w:type="spellEnd"/>
+      <w:r>
+        <w:t xml:space="preserve"> 코딩</w:t>
+      </w:r>
+      <w:r>
+        <w:t xml:space="preserve">입니다. 한 번에 완벽하게 만드는 게 아니라, 조금씩, 매일, </w:t>
       </w:r>
       <w:proofErr w:type="spellStart"/>
       <w:r>
@@ -2990,9 +3089,16 @@
           <w:b/>
           <w:bCs/>
         </w:rPr>
-        <w:t>비코딩</w:t>
+        <w:t>바이브</w:t>
       </w:r>
       <w:proofErr w:type="spellEnd"/>
+      <w:r>
+        <w:rPr>
+          <w:b/>
+          <w:bCs/>
+        </w:rPr>
+        <w:t xml:space="preserve"> 코딩</w:t>
+      </w:r>
       <w:r>
         <w:rPr>
           <w:b/>
@@ -3276,10 +3382,13 @@
       </w:r>
       <w:proofErr w:type="spellStart"/>
       <w:r>
-        <w:t>비코딩</w:t>
+        <w:t>바이브</w:t>
       </w:r>
       <w:proofErr w:type="spellEnd"/>
       <w:r>
+        <w:t xml:space="preserve"> 코딩</w:t>
+      </w:r>
+      <w:r>
         <w:t>: 30분</w:t>
       </w:r>
     </w:p>
@@ -3289,7 +3398,30 @@
           <w:b/>
           <w:bCs/>
         </w:rPr>
-        <w:t>이게 비코딩의 힘입니다.</w:t>
+        <w:t xml:space="preserve">이게 </w:t>
+      </w:r>
+      <w:proofErr w:type="spellStart"/>
+      <w:r>
+        <w:rPr>
+          <w:b/>
+          <w:bCs/>
+        </w:rPr>
+        <w:t>바이브</w:t>
+      </w:r>
+      <w:proofErr w:type="spellEnd"/>
+      <w:r>
+        <w:rPr>
+          <w:b/>
+          <w:bCs/>
+        </w:rPr>
+        <w:t xml:space="preserve"> 코딩</w:t>
+      </w:r>
+      <w:r>
+        <w:rPr>
+          <w:b/>
+          <w:bCs/>
+        </w:rPr>
+        <w:t>의 힘입니다.</w:t>
       </w:r>
     </w:p>
     <w:p>
@@ -3665,7 +3797,7 @@
           <w:b/>
           <w:bCs/>
         </w:rPr>
-        <w:t>비코딩</w:t>
+        <w:t>바이브</w:t>
       </w:r>
       <w:proofErr w:type="spellEnd"/>
       <w:r>
@@ -3673,6 +3805,13 @@
           <w:b/>
           <w:bCs/>
         </w:rPr>
+        <w:t xml:space="preserve"> 코딩</w:t>
+      </w:r>
+      <w:r>
+        <w:rPr>
+          <w:b/>
+          <w:bCs/>
+        </w:rPr>
         <w:t xml:space="preserve"> 접근:</w:t>
       </w:r>
     </w:p>
@@ -3784,8 +3923,16 @@
       </w:r>
     </w:p>
     <w:p>
-      <w:r>
-        <w:t>비코딩이 "한 번에 뚝딱" 만드는 게 아닙니다. 여러 번 시도하고, 실패하고, 다시 시도하는 겁니다.</w:t>
+      <w:proofErr w:type="spellStart"/>
+      <w:r>
+        <w:t>바이브</w:t>
+      </w:r>
+      <w:proofErr w:type="spellEnd"/>
+      <w:r>
+        <w:t xml:space="preserve"> 코딩</w:t>
+      </w:r>
+      <w:r>
+        <w:t>이 "한 번에 뚝딱" 만드는 게 아닙니다. 여러 번 시도하고, 실패하고, 다시 시도하는 겁니다.</w:t>
       </w:r>
     </w:p>
     <w:p>
@@ -3814,9 +3961,12 @@
       </w:pPr>
       <w:proofErr w:type="spellStart"/>
       <w:r>
-        <w:t>비코딩</w:t>
+        <w:t>바이브</w:t>
       </w:r>
       <w:proofErr w:type="spellEnd"/>
+      <w:r>
+        <w:t xml:space="preserve"> 코딩</w:t>
+      </w:r>
       <w:r>
         <w:t>: 실패하면 AI에게 물어보면 됨</w:t>
       </w:r>
@@ -3855,7 +4005,30 @@
           <w:b/>
           <w:bCs/>
         </w:rPr>
-        <w:t>슬라이드 8: 비코딩의 핵심 3요소</w:t>
+        <w:t xml:space="preserve">슬라이드 8: </w:t>
+      </w:r>
+      <w:proofErr w:type="spellStart"/>
+      <w:r>
+        <w:rPr>
+          <w:b/>
+          <w:bCs/>
+        </w:rPr>
+        <w:t>바이브</w:t>
+      </w:r>
+      <w:proofErr w:type="spellEnd"/>
+      <w:r>
+        <w:rPr>
+          <w:b/>
+          <w:bCs/>
+        </w:rPr>
+        <w:t xml:space="preserve"> 코딩</w:t>
+      </w:r>
+      <w:r>
+        <w:rPr>
+          <w:b/>
+          <w:bCs/>
+        </w:rPr>
+        <w:t>의 핵심 3요소</w:t>
       </w:r>
     </w:p>
     <w:p>
@@ -4110,7 +4283,18 @@
     </w:p>
     <w:p>
       <w:r>
-        <w:t>자, 그럼 비코딩에 성공하려면 무엇이 필요할까요?</w:t>
+        <w:t xml:space="preserve">자, 그럼 </w:t>
+      </w:r>
+      <w:proofErr w:type="spellStart"/>
+      <w:r>
+        <w:t>바이브</w:t>
+      </w:r>
+      <w:proofErr w:type="spellEnd"/>
+      <w:r>
+        <w:t xml:space="preserve"> 코딩</w:t>
+      </w:r>
+      <w:r>
+        <w:t>에 성공하려면 무엇이 필요할까요?</w:t>
       </w:r>
     </w:p>
     <w:p>
@@ -4228,8 +4412,16 @@
       </w:r>
     </w:p>
     <w:p>
-      <w:r>
-        <w:t>비코딩은 AI와의 </w:t>
+      <w:proofErr w:type="spellStart"/>
+      <w:r>
+        <w:t>바이브</w:t>
+      </w:r>
+      <w:proofErr w:type="spellEnd"/>
+      <w:r>
+        <w:t xml:space="preserve"> 코딩</w:t>
+      </w:r>
+      <w:r>
+        <w:t>은 AI와의 </w:t>
       </w:r>
       <w:r>
         <w:rPr>
@@ -4352,12 +4544,28 @@
       </w:r>
     </w:p>
     <w:p>
-      <w:r>
-        <w:rPr>
-          <w:b/>
-          <w:bCs/>
-        </w:rPr>
-        <w:t>비코딩은 마법이 아닙니다.</w:t>
+      <w:proofErr w:type="spellStart"/>
+      <w:r>
+        <w:rPr>
+          <w:b/>
+          <w:bCs/>
+        </w:rPr>
+        <w:t>바이브</w:t>
+      </w:r>
+      <w:proofErr w:type="spellEnd"/>
+      <w:r>
+        <w:rPr>
+          <w:b/>
+          <w:bCs/>
+        </w:rPr>
+        <w:t xml:space="preserve"> 코딩</w:t>
+      </w:r>
+      <w:r>
+        <w:rPr>
+          <w:b/>
+          <w:bCs/>
+        </w:rPr>
+        <w:t>은 마법이 아닙니다.</w:t>
       </w:r>
     </w:p>
     <w:p>
@@ -5371,12 +5579,28 @@
           <w:bCs/>
         </w:rPr>
       </w:pPr>
-      <w:r>
-        <w:rPr>
-          <w:b/>
-          <w:bCs/>
-        </w:rPr>
-        <w:t>비코딩으로 가능한 프로젝트들</w:t>
+      <w:proofErr w:type="spellStart"/>
+      <w:r>
+        <w:rPr>
+          <w:b/>
+          <w:bCs/>
+        </w:rPr>
+        <w:t>바이브</w:t>
+      </w:r>
+      <w:proofErr w:type="spellEnd"/>
+      <w:r>
+        <w:rPr>
+          <w:b/>
+          <w:bCs/>
+        </w:rPr>
+        <w:t xml:space="preserve"> 코딩</w:t>
+      </w:r>
+      <w:r>
+        <w:rPr>
+          <w:b/>
+          <w:bCs/>
+        </w:rPr>
+        <w:t>으로 가능한 프로젝트들</w:t>
       </w:r>
     </w:p>
     <w:p>
@@ -5640,7 +5864,18 @@
     </w:p>
     <w:p>
       <w:r>
-        <w:t>괜찮습니다! 비코딩으로 다양한 걸 만들 수 있어요.</w:t>
+        <w:t xml:space="preserve">괜찮습니다! </w:t>
+      </w:r>
+      <w:proofErr w:type="spellStart"/>
+      <w:r>
+        <w:t>바이브</w:t>
+      </w:r>
+      <w:proofErr w:type="spellEnd"/>
+      <w:r>
+        <w:t xml:space="preserve"> 코딩</w:t>
+      </w:r>
+      <w:r>
+        <w:t>으로 다양한 걸 만들 수 있어요.</w:t>
       </w:r>
     </w:p>
     <w:p>
@@ -6123,8 +6358,16 @@
       </w:r>
     </w:p>
     <w:p>
-      <w:r>
-        <w:t>비코딩의 가능성은 무궁무진합니다!</w:t>
+      <w:proofErr w:type="spellStart"/>
+      <w:r>
+        <w:t>바이브</w:t>
+      </w:r>
+      <w:proofErr w:type="spellEnd"/>
+      <w:r>
+        <w:t xml:space="preserve"> 코딩</w:t>
+      </w:r>
+      <w:r>
+        <w:t>의 가능성은 무궁무진합니다!</w:t>
       </w:r>
     </w:p>
     <w:p>
@@ -6184,7 +6427,30 @@
           <w:b/>
           <w:bCs/>
         </w:rPr>
-        <w:t xml:space="preserve"> 비코딩으로 할 수 있는 것:</w:t>
+        <w:t xml:space="preserve"> </w:t>
+      </w:r>
+      <w:proofErr w:type="spellStart"/>
+      <w:r>
+        <w:rPr>
+          <w:b/>
+          <w:bCs/>
+        </w:rPr>
+        <w:t>바이브</w:t>
+      </w:r>
+      <w:proofErr w:type="spellEnd"/>
+      <w:r>
+        <w:rPr>
+          <w:b/>
+          <w:bCs/>
+        </w:rPr>
+        <w:t xml:space="preserve"> 코딩</w:t>
+      </w:r>
+      <w:r>
+        <w:rPr>
+          <w:b/>
+          <w:bCs/>
+        </w:rPr>
+        <w:t>으로 할 수 있는 것:</w:t>
       </w:r>
     </w:p>
     <w:p>
@@ -6251,7 +6517,30 @@
           <w:b/>
           <w:bCs/>
         </w:rPr>
-        <w:t xml:space="preserve"> 비코딩으로 어려운 것:</w:t>
+        <w:t xml:space="preserve"> </w:t>
+      </w:r>
+      <w:proofErr w:type="spellStart"/>
+      <w:r>
+        <w:rPr>
+          <w:b/>
+          <w:bCs/>
+        </w:rPr>
+        <w:t>바이브</w:t>
+      </w:r>
+      <w:proofErr w:type="spellEnd"/>
+      <w:r>
+        <w:rPr>
+          <w:b/>
+          <w:bCs/>
+        </w:rPr>
+        <w:t xml:space="preserve"> 코딩</w:t>
+      </w:r>
+      <w:r>
+        <w:rPr>
+          <w:b/>
+          <w:bCs/>
+        </w:rPr>
+        <w:t>으로 어려운 것:</w:t>
       </w:r>
     </w:p>
     <w:p>
@@ -6411,18 +6700,42 @@
       </w:r>
     </w:p>
     <w:p>
-      <w:r>
-        <w:t>비코딩이 만능은 아닙니다.</w:t>
-      </w:r>
-    </w:p>
-    <w:p>
+      <w:proofErr w:type="spellStart"/>
+      <w:r>
+        <w:t>바이브</w:t>
+      </w:r>
+      <w:proofErr w:type="spellEnd"/>
+      <w:r>
+        <w:t xml:space="preserve"> 코딩</w:t>
+      </w:r>
+      <w:r>
+        <w:t>이 만능은 아닙니다.</w:t>
+      </w:r>
+    </w:p>
+    <w:p>
+      <w:proofErr w:type="spellStart"/>
       <w:r>
         <w:rPr>
           <w:b/>
           <w:bCs/>
         </w:rPr>
         <w:lastRenderedPageBreak/>
-        <w:t>비코딩으로 할 수 있는 것:</w:t>
+        <w:t>바이브</w:t>
+      </w:r>
+      <w:proofErr w:type="spellEnd"/>
+      <w:r>
+        <w:rPr>
+          <w:b/>
+          <w:bCs/>
+        </w:rPr>
+        <w:t xml:space="preserve"> 코딩</w:t>
+      </w:r>
+      <w:r>
+        <w:rPr>
+          <w:b/>
+          <w:bCs/>
+        </w:rPr>
+        <w:t>으로 할 수 있는 것:</w:t>
       </w:r>
     </w:p>
     <w:p>
@@ -6566,12 +6879,28 @@
       </w:r>
     </w:p>
     <w:p>
-      <w:r>
-        <w:rPr>
-          <w:b/>
-          <w:bCs/>
-        </w:rPr>
-        <w:t>비코딩으로 어려운 것:</w:t>
+      <w:proofErr w:type="spellStart"/>
+      <w:r>
+        <w:rPr>
+          <w:b/>
+          <w:bCs/>
+        </w:rPr>
+        <w:t>바이브</w:t>
+      </w:r>
+      <w:proofErr w:type="spellEnd"/>
+      <w:r>
+        <w:rPr>
+          <w:b/>
+          <w:bCs/>
+        </w:rPr>
+        <w:t xml:space="preserve"> 코딩</w:t>
+      </w:r>
+      <w:r>
+        <w:rPr>
+          <w:b/>
+          <w:bCs/>
+        </w:rPr>
+        <w:t>으로 어려운 것:</w:t>
       </w:r>
     </w:p>
     <w:p>
@@ -6666,7 +6995,18 @@
     </w:p>
     <w:p>
       <w:r>
-        <w:t>이것도 비코딩으론 무리입니다.</w:t>
+        <w:t xml:space="preserve">이것도 </w:t>
+      </w:r>
+      <w:proofErr w:type="spellStart"/>
+      <w:r>
+        <w:t>바이브</w:t>
+      </w:r>
+      <w:proofErr w:type="spellEnd"/>
+      <w:r>
+        <w:t xml:space="preserve"> 코딩</w:t>
+      </w:r>
+      <w:r>
+        <w:t>으론 무리입니다.</w:t>
       </w:r>
     </w:p>
     <w:p>
@@ -7014,8 +7354,16 @@
       </w:r>
     </w:p>
     <w:p>
-      <w:r>
-        <w:t>비코딩은 "마법"이 아닙니다. 하지만 "가능하게 해주는 도구"입니다.</w:t>
+      <w:proofErr w:type="spellStart"/>
+      <w:r>
+        <w:t>바이브</w:t>
+      </w:r>
+      <w:proofErr w:type="spellEnd"/>
+      <w:r>
+        <w:t xml:space="preserve"> 코딩</w:t>
+      </w:r>
+      <w:r>
+        <w:t>은 "마법"이 아닙니다. 하지만 "가능하게 해주는 도구"입니다.</w:t>
       </w:r>
     </w:p>
     <w:p>
@@ -8017,7 +8365,18 @@
     </w:p>
     <w:p>
       <w:r>
-        <w:t>빠르게 실패하고, 배우고, 다음으로 넘어가는 것. 이게 비코딩의 장점입니다.</w:t>
+        <w:t xml:space="preserve">빠르게 실패하고, 배우고, 다음으로 넘어가는 것. 이게 </w:t>
+      </w:r>
+      <w:proofErr w:type="spellStart"/>
+      <w:r>
+        <w:t>바이브</w:t>
+      </w:r>
+      <w:proofErr w:type="spellEnd"/>
+      <w:r>
+        <w:t xml:space="preserve"> 코딩</w:t>
+      </w:r>
+      <w:r>
+        <w:t>의 장점입니다.</w:t>
       </w:r>
     </w:p>
     <w:p>
@@ -8070,8 +8429,16 @@
       </w:r>
     </w:p>
     <w:p>
-      <w:r>
-        <w:t>비코딩은:</w:t>
+      <w:proofErr w:type="spellStart"/>
+      <w:r>
+        <w:t>바이브</w:t>
+      </w:r>
+      <w:proofErr w:type="spellEnd"/>
+      <w:r>
+        <w:t xml:space="preserve"> 코딩</w:t>
+      </w:r>
+      <w:r>
+        <w:t>은:</w:t>
       </w:r>
     </w:p>
     <w:p>
@@ -8503,7 +8870,18 @@
     </w:p>
     <w:p>
       <w:r>
-        <w:t>→ 10-20대가 유리한 건 맞아요 (학습 속도). → 근데 비코딩은 다릅니다. → 오히려 </w:t>
+        <w:t xml:space="preserve">→ 10-20대가 유리한 건 맞아요 (학습 속도). → 근데 </w:t>
+      </w:r>
+      <w:proofErr w:type="spellStart"/>
+      <w:r>
+        <w:t>바이브</w:t>
+      </w:r>
+      <w:proofErr w:type="spellEnd"/>
+      <w:r>
+        <w:t xml:space="preserve"> 코딩</w:t>
+      </w:r>
+      <w:r>
+        <w:t>은 다릅니다. → 오히려 </w:t>
       </w:r>
       <w:r>
         <w:rPr>
@@ -10165,9 +10543,16 @@
           <w:b/>
           <w:bCs/>
         </w:rPr>
-        <w:t>비코딩</w:t>
+        <w:t>바이브</w:t>
       </w:r>
       <w:proofErr w:type="spellEnd"/>
+      <w:r>
+        <w:rPr>
+          <w:b/>
+          <w:bCs/>
+        </w:rPr>
+        <w:t xml:space="preserve"> 코딩</w:t>
+      </w:r>
       <w:r>
         <w:rPr>
           <w:b/>
@@ -12253,8 +12638,16 @@
           <w:numId w:val="153"/>
         </w:numPr>
       </w:pPr>
-      <w:r>
-        <w:t xml:space="preserve">비코딩으로 가능하긴 한데 시간 </w:t>
+      <w:proofErr w:type="spellStart"/>
+      <w:r>
+        <w:t>바이브</w:t>
+      </w:r>
+      <w:proofErr w:type="spellEnd"/>
+      <w:r>
+        <w:t xml:space="preserve"> 코딩</w:t>
+      </w:r>
+      <w:r>
+        <w:t xml:space="preserve">으로 가능하긴 한데 시간 </w:t>
       </w:r>
       <w:proofErr w:type="spellStart"/>
       <w:r>
@@ -13822,9 +14215,12 @@
       </w:pPr>
       <w:proofErr w:type="spellStart"/>
       <w:r>
-        <w:t>비코딩</w:t>
+        <w:t>바이브</w:t>
       </w:r>
       <w:proofErr w:type="spellEnd"/>
+      <w:r>
+        <w:t xml:space="preserve"> 코딩</w:t>
+      </w:r>
       <w:r>
         <w:t xml:space="preserve"> 코리아 (가상 - 실제로는 AI 관련 커뮤니티 참여)</w:t>
       </w:r>
